--- a/docs/customer-documents/orgcomp-series/Vol_VII_Book_04_OrgComp_Control_Attestation_Evidence_KSI.docx
+++ b/docs/customer-documents/orgcomp-series/Vol_VII_Book_04_OrgComp_Control_Attestation_Evidence_KSI.docx
@@ -31,7 +31,7 @@
         <w:pStyle w:val="Date"/>
       </w:pPr>
       <w:r>
-        <w:t xml:space="preserve">2026-07-12 15:00 ET</w:t>
+        <w:t>2026-07-20 01:20 ET</w:t>
       </w:r>
     </w:p>
     <w:p>
@@ -85,7 +85,7 @@
         <w:t xml:space="preserve"> </w:t>
       </w:r>
       <w:r>
-        <w:t xml:space="preserve">2026-07-12 15:00 ET</w:t>
+        <w:t>2026-07-20 01:20 ET</w:t>
       </w:r>
     </w:p>
     <w:bookmarkEnd w:id="9"/>
@@ -1476,6 +1476,19 @@
       </w:r>
     </w:p>
     <w:bookmarkEnd w:id="24"/>
+    <w:p>
+      <w:pPr>
+        <w:pStyle w:val="Heading1"/>
+      </w:pPr>
+      <w:r>
+        <w:t>One Pipeline, Every Estate — the Phase 5 Seam</w:t>
+      </w:r>
+    </w:p>
+    <w:p>
+      <w:r>
+        <w:t>The attestation loop this book defines is estate-agnostic by construction, and Phase 5 makes that concrete: the RedHat-on-AWS estate's control state enters this same pipeline, not a parallel one. The Patch &amp; Systems Management book's Phase 5 emission contract delivers AWS remediation records into the same SI-2 task stream this book attests over; the AWS assessment feed ranks in the same RA-5 queue; Security Hub and GuardDuty telemetry lands in the same Evidence Fabric the KSI emit reads. An assessed control is assessed over the whole estate keyed to the one CM-8 join key — there is no AWS attestation narrative, no second scorecard, and no per-cloud OSCAL package. That is the epic's closing invariant, and this book is where it holds.</w:t>
+      </w:r>
+    </w:p>
     <w:sectPr>
       <w:footnotePr>
         <w:numRestart w:val="eachSect"/>

--- a/docs/customer-documents/orgcomp-series/Vol_VII_Book_04_OrgComp_Control_Attestation_Evidence_KSI.docx
+++ b/docs/customer-documents/orgcomp-series/Vol_VII_Book_04_OrgComp_Control_Attestation_Evidence_KSI.docx
@@ -7,7 +7,7 @@
         <w:pStyle w:val="Title"/>
       </w:pPr>
       <w:r>
-        <w:t xml:space="preserve">Vol VII Book 04 — Federal Application-Aware Networking — Control Attestation, Evidence &amp; KSI</w:t>
+        <w:t xml:space="preserve">Vol VII Book 04 — Federal Organization Compliance — Control Attestation, Evidence &amp; KSI</w:t>
       </w:r>
     </w:p>
     <w:p>
@@ -23,7 +23,7 @@
         <w:pStyle w:val="Author"/>
       </w:pPr>
       <w:r>
-        <w:t xml:space="preserve">SSA Cloud Services Team</w:t>
+        <w:t xml:space="preserve">Federal Cloud Services</w:t>
       </w:r>
     </w:p>
     <w:p>
@@ -31,24 +31,42 @@
         <w:pStyle w:val="Date"/>
       </w:pPr>
       <w:r>
-        <w:t>2026-07-20 01:20 ET</w:t>
-      </w:r>
-    </w:p>
-    <w:p>
-      <w:pPr>
-        <w:pStyle w:val="FouoBanner"/>
-      </w:pPr>
-      <w:r>
-        <w:t xml:space="preserve">INTERNAL — NOT FOR PUBLIC DISTRIBUTION</w:t>
-      </w:r>
-    </w:p>
+        <w:t xml:space="preserve">Invalid Date</w:t>
+      </w:r>
+    </w:p>
+    <w:sdt>
+      <w:sdtPr>
+        <w:docPartObj>
+          <w:docPartGallery w:val="Table of Contents"/>
+          <w:docPartUnique/>
+        </w:docPartObj>
+      </w:sdtPr>
+      <w:sdtContent>
+        <w:p>
+          <w:pPr>
+            <w:pStyle w:val="TOCHeading"/>
+          </w:pPr>
+          <w:r>
+            <w:t xml:space="preserve">Table of contents</w:t>
+          </w:r>
+        </w:p>
+        <w:p>
+          <w:r>
+            <w:fldChar w:fldCharType="begin" w:dirty="true"/>
+            <w:instrText xml:space="preserve">TOC \o "1-3" \h \z \u</w:instrText>
+            <w:fldChar w:fldCharType="separate"/>
+            <w:fldChar w:fldCharType="end"/>
+          </w:r>
+        </w:p>
+      </w:sdtContent>
+    </w:sdt>
     <w:bookmarkStart w:id="9" w:name="draft-proposal-subject-to-review"/>
     <w:p>
       <w:pPr>
         <w:pStyle w:val="Heading2"/>
       </w:pPr>
       <w:r>
-        <w:t xml:space="preserve">Draft Proposal — Subject to Review</w:t>
+        <w:t xml:space="preserve">0.1 Draft Proposal — Subject to Review</w:t>
       </w:r>
     </w:p>
     <w:p>
@@ -69,7 +87,7 @@
         <w:t xml:space="preserve">CSI Team (Cloud Services Infrastructure)</w:t>
       </w:r>
       <w:r>
-        <w:t xml:space="preserve">; not yet reviewed or approved by the SSA CIO Office, OIS, or leadership.</w:t>
+        <w:t xml:space="preserve">; not yet reviewed or approved by the Agency CIO Office, OIS, or leadership.</w:t>
       </w:r>
       <w:r>
         <w:t xml:space="preserve"> </w:t>
@@ -85,7 +103,7 @@
         <w:t xml:space="preserve"> </w:t>
       </w:r>
       <w:r>
-        <w:t>2026-07-20 01:20 ET</w:t>
+        <w:t xml:space="preserve">2026-07-21 07:38 ET</w:t>
       </w:r>
     </w:p>
     <w:bookmarkEnd w:id="9"/>
@@ -145,7 +163,7 @@
         <w:pStyle w:val="Heading1"/>
       </w:pPr>
       <w:r>
-        <w:t xml:space="preserve">What This Document Addresses</w:t>
+        <w:t xml:space="preserve">1. What This Document Addresses</w:t>
       </w:r>
     </w:p>
     <w:p>
@@ -226,7 +244,7 @@
         <w:pStyle w:val="Heading1"/>
       </w:pPr>
       <w:r>
-        <w:t xml:space="preserve">The Attestation Model — Task Stream to Assessed Control</w:t>
+        <w:t xml:space="preserve">2. The Attestation Model — Task Stream to Assessed Control</w:t>
       </w:r>
     </w:p>
     <w:p>
@@ -524,7 +542,7 @@
         <w:rPr>
           <w:rStyle w:val="VerbatimChar"/>
         </w:rPr>
-        <w:t xml:space="preserve">aan-compliance-spine.yml</w:t>
+        <w:t xml:space="preserve">orgcomp-compliance-spine.yml</w:t>
       </w:r>
       <w:r>
         <w:t xml:space="preserve"> </w:t>
@@ -561,63 +579,85 @@
         <w:t xml:space="preserve">of that binding, not an independent authority. If the two disagree, the spine wins and the IRM map is out of date — the identical truth-vs-projection discipline the CMDB follows toward IPAM/DDI.</w:t>
       </w:r>
     </w:p>
-    <w:bookmarkStart w:id="14" w:name="fig-vol7b04-attest"/>
-    <w:p>
-      <w:pPr>
-        <w:pStyle w:val="CaptionedFigure"/>
-      </w:pPr>
-      <w:r>
-        <w:drawing>
-          <wp:inline>
-            <wp:extent cx="5334000" cy="3000375"/>
-            <wp:effectExtent b="0" l="0" r="0" t="0"/>
-            <wp:docPr descr="The attestation pipeline — map, test, gap to POA&amp;M, emit OSCAL/KSI — feeding the authorization package" title="" id="12" name="Picture"/>
-            <a:graphic>
-              <a:graphicData uri="http://schemas.openxmlformats.org/drawingml/2006/picture">
-                <pic:pic>
-                  <pic:nvPicPr>
-                    <pic:cNvPr descr="figs/vol7b04-fig-01-attestation-pipeline.png" id="13" name="Picture"/>
-                    <pic:cNvPicPr>
-                      <a:picLocks noChangeArrowheads="1" noChangeAspect="1"/>
-                    </pic:cNvPicPr>
-                  </pic:nvPicPr>
-                  <pic:blipFill>
-                    <a:blip r:embed="rId11"/>
-                    <a:stretch>
-                      <a:fillRect/>
-                    </a:stretch>
-                  </pic:blipFill>
-                  <pic:spPr bwMode="auto">
-                    <a:xfrm>
-                      <a:off x="0" y="0"/>
-                      <a:ext cx="5334000" cy="3000375"/>
-                    </a:xfrm>
-                    <a:prstGeom prst="rect">
-                      <a:avLst/>
-                    </a:prstGeom>
-                    <a:noFill/>
-                    <a:ln w="9525">
-                      <a:noFill/>
-                      <a:headEnd/>
-                      <a:tailEnd/>
-                    </a:ln>
-                  </pic:spPr>
-                </pic:pic>
-              </a:graphicData>
-            </a:graphic>
-          </wp:inline>
-        </w:drawing>
-      </w:r>
-    </w:p>
-    <w:p>
-      <w:pPr>
-        <w:pStyle w:val="ImageCaption"/>
-      </w:pPr>
-      <w:r>
-        <w:t xml:space="preserve">The attestation pipeline — map, test, gap to POA&amp;M, emit OSCAL/KSI — feeding the authorization package</w:t>
-      </w:r>
-    </w:p>
-    <w:bookmarkEnd w:id="14"/>
+    <w:tbl>
+      <w:tblPr>
+        <w:tblStyle w:val="Table"/>
+        <w:tblW w:type="pct" w:w="5000"/>
+        <w:tblLayout w:type="fixed"/>
+        <w:tblLook w:firstRow="0" w:lastRow="0" w:firstColumn="0" w:lastColumn="0" w:noHBand="0" w:noVBand="0" w:val="0000"/>
+      </w:tblPr>
+      <w:tblGrid>
+        <w:gridCol w:w="7920"/>
+      </w:tblGrid>
+      <w:tr>
+        <w:tc>
+          <w:tcPr/>
+          <w:bookmarkStart w:id="14" w:name="fig-vol7b04-attest"/>
+          <w:p>
+            <w:pPr>
+              <w:pStyle w:val="Compact"/>
+              <w:jc w:val="center"/>
+            </w:pPr>
+            <w:r>
+              <w:drawing>
+                <wp:inline>
+                  <wp:extent cx="5334000" cy="3000375"/>
+                  <wp:effectExtent b="0" l="0" r="0" t="0"/>
+                  <wp:docPr descr="" title="" id="12" name="Picture"/>
+                  <a:graphic>
+                    <a:graphicData uri="http://schemas.openxmlformats.org/drawingml/2006/picture">
+                      <pic:pic>
+                        <pic:nvPicPr>
+                          <pic:cNvPr descr="figs/vol7b04-fig-01-attestation-pipeline.png" id="13" name="Picture"/>
+                          <pic:cNvPicPr>
+                            <a:picLocks noChangeArrowheads="1" noChangeAspect="1"/>
+                          </pic:cNvPicPr>
+                        </pic:nvPicPr>
+                        <pic:blipFill>
+                          <a:blip r:embed="rId11"/>
+                          <a:stretch>
+                            <a:fillRect/>
+                          </a:stretch>
+                        </pic:blipFill>
+                        <pic:spPr bwMode="auto">
+                          <a:xfrm>
+                            <a:off x="0" y="0"/>
+                            <a:ext cx="5334000" cy="3000375"/>
+                          </a:xfrm>
+                          <a:prstGeom prst="rect">
+                            <a:avLst/>
+                          </a:prstGeom>
+                          <a:noFill/>
+                          <a:ln w="9525">
+                            <a:noFill/>
+                            <a:headEnd/>
+                            <a:tailEnd/>
+                          </a:ln>
+                        </pic:spPr>
+                      </pic:pic>
+                    </a:graphicData>
+                  </a:graphic>
+                </wp:inline>
+              </w:drawing>
+            </w:r>
+          </w:p>
+          <w:p>
+            <w:pPr>
+              <w:jc w:val="center"/>
+            </w:pPr>
+            <w:pPr>
+              <w:jc w:val="left"/>
+              <w:spacing w:before="200"/>
+              <w:pStyle w:val="ImageCaption"/>
+            </w:pPr>
+            <w:r>
+              <w:t xml:space="preserve">Figure 1: The attestation pipeline — map, test, gap to POA&amp;M, emit OSCAL/KSI — feeding the authorization package</w:t>
+            </w:r>
+          </w:p>
+          <w:bookmarkEnd w:id="14"/>
+        </w:tc>
+      </w:tr>
+    </w:tbl>
     <w:bookmarkEnd w:id="15"/>
     <w:bookmarkStart w:id="16" w:name="assessed-control-state-ca-2"/>
     <w:p>
@@ -625,7 +665,7 @@
         <w:pStyle w:val="Heading1"/>
       </w:pPr>
       <w:r>
-        <w:t xml:space="preserve">Assessed Control State (CA-2)</w:t>
+        <w:t xml:space="preserve">3. Assessed Control State (CA-2)</w:t>
       </w:r>
     </w:p>
     <w:p>
@@ -659,7 +699,7 @@
         <w:pStyle w:val="Heading1"/>
       </w:pPr>
       <w:r>
-        <w:t xml:space="preserve">Plan of Action &amp; Milestones (CA-5)</w:t>
+        <w:t xml:space="preserve">4. Plan of Action &amp; Milestones (CA-5)</w:t>
       </w:r>
     </w:p>
     <w:p>
@@ -693,7 +733,7 @@
         <w:pStyle w:val="Heading1"/>
       </w:pPr>
       <w:r>
-        <w:t xml:space="preserve">The OSCAL / KSI Emit (CA-7)</w:t>
+        <w:t xml:space="preserve">5. The OSCAL / KSI Emit (CA-7)</w:t>
       </w:r>
     </w:p>
     <w:p>
@@ -798,30 +838,78 @@
       </w:r>
     </w:p>
     <w:bookmarkEnd w:id="18"/>
-    <w:bookmarkStart w:id="20" w:name="closure-necessity"/>
+    <w:bookmarkStart w:id="19" w:name="X76e1d30dbf7ee5a3d90911ab768ea2dddcff081"/>
     <w:p>
       <w:pPr>
         <w:pStyle w:val="Heading1"/>
       </w:pPr>
       <w:r>
-        <w:t xml:space="preserve">Closure Necessity</w:t>
-      </w:r>
-    </w:p>
-    <w:bookmarkStart w:id="19" w:name="X0f5e8be3dead476d4f4ce9bb9cdcb59dcdd5d0a"/>
-    <w:p>
-      <w:pPr>
-        <w:pStyle w:val="Heading2"/>
-      </w:pPr>
-      <w:r>
-        <w:t xml:space="preserve">Closure Necessity — an unattested control is a claim, not a control</w:t>
-      </w:r>
-    </w:p>
-    <w:p>
-      <w:pPr>
-        <w:pStyle w:val="CalloutTip"/>
-      </w:pPr>
-      <w:r>
-        <w:t xml:space="preserve">Books 02 and 03 make M365 and Azure controls</w:t>
+        <w:t xml:space="preserve">6. One Pipeline, Every Estate — the Phase 5 Seam</w:t>
+      </w:r>
+    </w:p>
+    <w:p>
+      <w:pPr>
+        <w:pStyle w:val="FirstParagraph"/>
+      </w:pPr>
+      <w:r>
+        <w:t xml:space="preserve">The attestation loop this book defines is estate-agnostic by construction, and</w:t>
+      </w:r>
+      <w:r>
+        <w:t xml:space="preserve"> </w:t>
+      </w:r>
+      <w:r>
+        <w:t xml:space="preserve">Phase 5 makes that concrete: the</w:t>
+      </w:r>
+      <w:r>
+        <w:t xml:space="preserve"> </w:t>
+      </w:r>
+      <w:r>
+        <w:rPr>
+          <w:b/>
+          <w:bCs/>
+        </w:rPr>
+        <w:t xml:space="preserve">RedHat-on-AWS estate’s control state enters</w:t>
+      </w:r>
+      <w:r>
+        <w:rPr>
+          <w:b/>
+          <w:bCs/>
+        </w:rPr>
+        <w:t xml:space="preserve"> </w:t>
+      </w:r>
+      <w:r>
+        <w:rPr>
+          <w:b/>
+          <w:bCs/>
+        </w:rPr>
+        <w:t xml:space="preserve">this same pipeline</w:t>
+      </w:r>
+      <w:r>
+        <w:t xml:space="preserve">, not a parallel one. The Patch &amp; Systems Management book’s</w:t>
+      </w:r>
+      <w:r>
+        <w:t xml:space="preserve"> </w:t>
+      </w:r>
+      <w:r>
+        <w:t xml:space="preserve">Phase 5 emission contract delivers AWS remediation records into the same SI-2</w:t>
+      </w:r>
+      <w:r>
+        <w:t xml:space="preserve"> </w:t>
+      </w:r>
+      <w:r>
+        <w:t xml:space="preserve">task stream this book attests over; the AWS assessment feed ranks in the same</w:t>
+      </w:r>
+      <w:r>
+        <w:t xml:space="preserve"> </w:t>
+      </w:r>
+      <w:r>
+        <w:t xml:space="preserve">RA-5 queue; Security Hub and GuardDuty telemetry lands in the same Evidence</w:t>
+      </w:r>
+      <w:r>
+        <w:t xml:space="preserve"> </w:t>
+      </w:r>
+      <w:r>
+        <w:t xml:space="preserve">Fabric the KSI emit reads. An assessed control is assessed over the</w:t>
       </w:r>
       <w:r>
         <w:t xml:space="preserve"> </w:t>
@@ -831,10 +919,68 @@
           <w:i/>
           <w:iCs/>
         </w:rPr>
-        <w:t xml:space="preserve">operate</w:t>
-      </w:r>
-      <w:r>
-        <w:t xml:space="preserve">; this book makes them</w:t>
+        <w:t xml:space="preserve">whole</w:t>
+      </w:r>
+      <w:r>
+        <w:t xml:space="preserve"> </w:t>
+      </w:r>
+      <w:r>
+        <w:t xml:space="preserve">estate keyed to the one CM-8 join key — there is no AWS attestation narrative,</w:t>
+      </w:r>
+      <w:r>
+        <w:t xml:space="preserve"> </w:t>
+      </w:r>
+      <w:r>
+        <w:t xml:space="preserve">no second scorecard, and no per-cloud OSCAL package. That is the epic’s closing</w:t>
+      </w:r>
+      <w:r>
+        <w:t xml:space="preserve"> </w:t>
+      </w:r>
+      <w:r>
+        <w:t xml:space="preserve">invariant, and this book is where it holds.</w:t>
+      </w:r>
+    </w:p>
+    <w:bookmarkEnd w:id="19"/>
+    <w:bookmarkStart w:id="22" w:name="closure-necessity"/>
+    <w:p>
+      <w:pPr>
+        <w:pStyle w:val="Heading1"/>
+      </w:pPr>
+      <w:r>
+        <w:t xml:space="preserve">7. Closure Necessity</w:t>
+      </w:r>
+    </w:p>
+    <w:bookmarkStart w:id="20" w:name="Xbd69097c28de438691d80efe1582ca0cac51e31"/>
+    <w:p>
+      <w:pPr>
+        <w:pStyle w:val="Heading2"/>
+      </w:pPr>
+      <w:r>
+        <w:t xml:space="preserve">7.1 Closure Provenance — the doctrine this pipeline enforces</w:t>
+      </w:r>
+    </w:p>
+    <w:p>
+      <w:pPr>
+        <w:pStyle w:val="CalloutTip"/>
+      </w:pPr>
+      <w:r>
+        <w:t xml:space="preserve">Book 00’s</w:t>
+      </w:r>
+      <w:r>
+        <w:t xml:space="preserve"> </w:t>
+      </w:r>
+      <w:r>
+        <w:rPr>
+          <w:b/>
+          <w:bCs/>
+        </w:rPr>
+        <w:t xml:space="preserve">Closure Provenance Doctrine</w:t>
+      </w:r>
+      <w:r>
+        <w:t xml:space="preserve"> </w:t>
+      </w:r>
+      <w:r>
+        <w:t xml:space="preserve">is the law this book mechanizes:</w:t>
       </w:r>
       <w:r>
         <w:t xml:space="preserve"> </w:t>
@@ -844,21 +990,148 @@
           <w:i/>
           <w:iCs/>
         </w:rPr>
+        <w:t xml:space="preserve">no</w:t>
+      </w:r>
+      <w:r>
+        <w:rPr>
+          <w:i/>
+          <w:iCs/>
+        </w:rPr>
+        <w:t xml:space="preserve"> </w:t>
+      </w:r>
+      <w:r>
+        <w:rPr>
+          <w:i/>
+          <w:iCs/>
+        </w:rPr>
+        <w:t xml:space="preserve">closure counts unless it carries its proof.</w:t>
+      </w:r>
+      <w:r>
+        <w:t xml:space="preserve"> </w:t>
+      </w:r>
+      <w:r>
+        <w:t xml:space="preserve">Every stage of the pipeline above</w:t>
+      </w:r>
+      <w:r>
+        <w:t xml:space="preserve"> </w:t>
+      </w:r>
+      <w:r>
+        <w:t xml:space="preserve">is a provenance stage — the control test attaches the posture evidence it</w:t>
+      </w:r>
+      <w:r>
+        <w:t xml:space="preserve"> </w:t>
+      </w:r>
+      <w:r>
+        <w:t xml:space="preserve">read; the POA&amp;M item closes only on passing re-test evidence; the emit step</w:t>
+      </w:r>
+      <w:r>
+        <w:t xml:space="preserve"> </w:t>
+      </w:r>
+      <w:r>
+        <w:t xml:space="preserve">publishes machine-readable results, not summaries. The task streams this book</w:t>
+      </w:r>
+      <w:r>
+        <w:t xml:space="preserve"> </w:t>
+      </w:r>
+      <w:r>
+        <w:t xml:space="preserve">reads (Books 02/03 and the day-2 catalog lanes) honor the same rule at the</w:t>
+      </w:r>
+      <w:r>
+        <w:t xml:space="preserve"> </w:t>
+      </w:r>
+      <w:r>
+        <w:t xml:space="preserve">task level: a closing update carries its verification payload, and human-only</w:t>
+      </w:r>
+      <w:r>
+        <w:t xml:space="preserve"> </w:t>
+      </w:r>
+      <w:r>
+        <w:t xml:space="preserve">closures are flagged and counted separately — an attestation over unverified</w:t>
+      </w:r>
+      <w:r>
+        <w:t xml:space="preserve"> </w:t>
+      </w:r>
+      <w:r>
+        <w:t xml:space="preserve">closures would attest fiction, and a report that cannot be regenerated from</w:t>
+      </w:r>
+      <w:r>
+        <w:t xml:space="preserve"> </w:t>
+      </w:r>
+      <w:r>
+        <w:t xml:space="preserve">the closure stream is an artifact of effort, not of state. The day-2 scoped</w:t>
+      </w:r>
+      <w:r>
+        <w:t xml:space="preserve"> </w:t>
+      </w:r>
+      <w:r>
+        <w:t xml:space="preserve">app implements the closure rules (see</w:t>
+      </w:r>
+      <w:r>
+        <w:t xml:space="preserve"> </w:t>
+      </w:r>
+      <w:r>
+        <w:rPr>
+          <w:rStyle w:val="VerbatimChar"/>
+        </w:rPr>
+        <w:t xml:space="preserve">servicenow-day2/README.md</w:t>
+      </w:r>
+      <w:r>
+        <w:t xml:space="preserve">).</w:t>
+      </w:r>
+    </w:p>
+    <w:bookmarkEnd w:id="20"/>
+    <w:bookmarkStart w:id="21" w:name="X0f5e8be3dead476d4f4ce9bb9cdcb59dcdd5d0a"/>
+    <w:p>
+      <w:pPr>
+        <w:pStyle w:val="Heading2"/>
+      </w:pPr>
+      <w:r>
+        <w:t xml:space="preserve">7.2 Closure Necessity — an unattested control is a claim, not a control</w:t>
+      </w:r>
+    </w:p>
+    <w:p>
+      <w:pPr>
+        <w:pStyle w:val="CalloutTip"/>
+      </w:pPr>
+      <w:r>
+        <w:t xml:space="preserve">Books 02 and 03 make M365 and Azure controls</w:t>
+      </w:r>
+      <w:r>
+        <w:t xml:space="preserve"> </w:t>
+      </w:r>
+      <w:r>
+        <w:rPr>
+          <w:i/>
+          <w:iCs/>
+        </w:rPr>
+        <w:t xml:space="preserve">operate</w:t>
+      </w:r>
+      <w:r>
+        <w:t xml:space="preserve">; this book makes them</w:t>
+      </w:r>
+      <w:r>
+        <w:t xml:space="preserve"> </w:t>
+      </w:r>
+      <w:r>
+        <w:rPr>
+          <w:i/>
+          <w:iCs/>
+        </w:rPr>
         <w:t xml:space="preserve">assessable</w:t>
       </w:r>
       <w:r>
         <w:t xml:space="preserve">. Without the attestation stage, the authorization package is a static document that describes controls no one has tested against live posture, and the FedRAMP 20x KSI feed has no workflow-attested input. CA-2, CA-5, and CA-7 are not closed by a dashboard — they are closed by an owned test, an owned gap, and a machine-readable emit that an authorizing official and a KSI scorer can both consume. Remove this book and the coordination layer produces tidy tasks that never reach the AO.</w:t>
       </w:r>
     </w:p>
-    <w:bookmarkEnd w:id="19"/>
-    <w:bookmarkEnd w:id="20"/>
-    <w:bookmarkStart w:id="21" w:name="Xebd9fbc0874ac437cee95afe649484f9b290fc1"/>
+    <w:bookmarkEnd w:id="21"/>
+    <w:bookmarkEnd w:id="22"/>
+    <w:bookmarkStart w:id="23" w:name="Xebd9fbc0874ac437cee95afe649484f9b290fc1"/>
     <w:p>
       <w:pPr>
         <w:pStyle w:val="Heading1"/>
       </w:pPr>
       <w:r>
-        <w:t xml:space="preserve">NIST SP 800-53 Rev 5 Control Closure — Authorities Closed Here</w:t>
+        <w:t xml:space="preserve">8. NIST SP 800-53 Rev 5 Control Closure — Authorities Closed Here</w:t>
       </w:r>
     </w:p>
     <w:p>
@@ -872,7 +1145,7 @@
         <w:rPr>
           <w:rStyle w:val="VerbatimChar"/>
         </w:rPr>
-        <w:t xml:space="preserve">aan-compliance-spine.yml</w:t>
+        <w:t xml:space="preserve">orgcomp-compliance-spine.yml</w:t>
       </w:r>
       <w:r>
         <w:t xml:space="preserve">) by</w:t>
@@ -1280,14 +1553,14 @@
         </w:tc>
       </w:tr>
     </w:tbl>
-    <w:bookmarkEnd w:id="21"/>
-    <w:bookmarkStart w:id="22" w:name="honest-limits"/>
+    <w:bookmarkEnd w:id="23"/>
+    <w:bookmarkStart w:id="24" w:name="honest-limits"/>
     <w:p>
       <w:pPr>
         <w:pStyle w:val="Heading1"/>
       </w:pPr>
       <w:r>
-        <w:t xml:space="preserve">Honest Limits</w:t>
+        <w:t xml:space="preserve">9. Honest Limits</w:t>
       </w:r>
     </w:p>
     <w:p>
@@ -1342,14 +1615,14 @@
         <w:t xml:space="preserve">Continuous authorization is a discipline, not a feature: the emit is only continuous if the tests run on cadence and the POA&amp;M is worked. An idle IRM module produces a stale attestation that reads worse than an honest annual one.</w:t>
       </w:r>
     </w:p>
-    <w:bookmarkEnd w:id="22"/>
-    <w:bookmarkStart w:id="23" w:name="cross-references"/>
+    <w:bookmarkEnd w:id="24"/>
+    <w:bookmarkStart w:id="25" w:name="cross-references"/>
     <w:p>
       <w:pPr>
         <w:pStyle w:val="Heading1"/>
       </w:pPr>
       <w:r>
-        <w:t xml:space="preserve">Cross-References</w:t>
+        <w:t xml:space="preserve">10. Cross-References</w:t>
       </w:r>
     </w:p>
     <w:p>
@@ -1366,7 +1639,7 @@
           <w:b/>
           <w:bCs/>
         </w:rPr>
-        <w:t xml:space="preserve">aan-compliance-spine.yml</w:t>
+        <w:t xml:space="preserve">orgcomp-compliance-spine.yml</w:t>
       </w:r>
       <w:r>
         <w:t xml:space="preserve"> </w:t>
@@ -1457,14 +1730,36 @@
         <w:t xml:space="preserve">— the M365 and Azure task streams this book attests over.</w:t>
       </w:r>
     </w:p>
-    <w:bookmarkEnd w:id="23"/>
-    <w:bookmarkStart w:id="24" w:name="provenance"/>
+    <w:p>
+      <w:pPr>
+        <w:pStyle w:val="Compact"/>
+        <w:numPr>
+          <w:ilvl w:val="0"/>
+          <w:numId w:val="1003"/>
+        </w:numPr>
+      </w:pPr>
+      <w:r>
+        <w:rPr>
+          <w:b/>
+          <w:bCs/>
+        </w:rPr>
+        <w:t xml:space="preserve">Vol III Book 03 (Patch &amp; Systems Management), Phase 5</w:t>
+      </w:r>
+      <w:r>
+        <w:t xml:space="preserve"> </w:t>
+      </w:r>
+      <w:r>
+        <w:t xml:space="preserve">— the RedHat-on-AWS emission contract and assessment feed whose records this book attests alongside the M365/Azure streams.</w:t>
+      </w:r>
+    </w:p>
+    <w:bookmarkEnd w:id="25"/>
+    <w:bookmarkStart w:id="26" w:name="provenance"/>
     <w:p>
       <w:pPr>
         <w:pStyle w:val="Heading1"/>
       </w:pPr>
       <w:r>
-        <w:t xml:space="preserve">Provenance</w:t>
+        <w:t xml:space="preserve">11. Provenance</w:t>
       </w:r>
     </w:p>
     <w:p>
@@ -1475,20 +1770,7 @@
         <w:t xml:space="preserve">Draft. ServiceNow IRM/GRC, OSCAL, and the FedRAMP 20x KSI pipeline are deployed examples of the attestation-and-emit mechanism; the spine-as-SSOT and coordination-feeds-truth disciplines are the invariants. Vendor-source citations for the ServiceNow IRM/GRC capability claims are pending. The attestation-pipeline figure is authored as committed house-style SVG (rasterized to PNG).</w:t>
       </w:r>
     </w:p>
-    <w:bookmarkEnd w:id="24"/>
-    <w:p>
-      <w:pPr>
-        <w:pStyle w:val="Heading1"/>
-      </w:pPr>
-      <w:r>
-        <w:t>One Pipeline, Every Estate — the Phase 5 Seam</w:t>
-      </w:r>
-    </w:p>
-    <w:p>
-      <w:r>
-        <w:t>The attestation loop this book defines is estate-agnostic by construction, and Phase 5 makes that concrete: the RedHat-on-AWS estate's control state enters this same pipeline, not a parallel one. The Patch &amp; Systems Management book's Phase 5 emission contract delivers AWS remediation records into the same SI-2 task stream this book attests over; the AWS assessment feed ranks in the same RA-5 queue; Security Hub and GuardDuty telemetry lands in the same Evidence Fabric the KSI emit reads. An assessed control is assessed over the whole estate keyed to the one CM-8 join key — there is no AWS attestation narrative, no second scorecard, and no per-cloud OSCAL package. That is the epic's closing invariant, and this book is where it holds.</w:t>
-      </w:r>
-    </w:p>
+    <w:bookmarkEnd w:id="26"/>
     <w:sectPr>
       <w:footnotePr>
         <w:numRestart w:val="eachSect"/>
@@ -2644,205 +2926,197 @@
     <w:name w:val="KeywordTok"/>
     <w:basedOn w:val="VerbatimChar"/>
     <w:rPr>
-      <w:b/>
-      <w:color w:val="007020"/>
+      <w:color w:val="d73a49"/>
     </w:rPr>
   </w:style>
   <w:style w:type="character" w:customStyle="1" w:styleId="DataTypeTok">
     <w:name w:val="DataTypeTok"/>
     <w:basedOn w:val="VerbatimChar"/>
     <w:rPr>
-      <w:color w:val="902000"/>
+      <w:color w:val="d73a49"/>
     </w:rPr>
   </w:style>
   <w:style w:type="character" w:customStyle="1" w:styleId="DecValTok">
     <w:name w:val="DecValTok"/>
     <w:basedOn w:val="VerbatimChar"/>
     <w:rPr>
-      <w:color w:val="40a070"/>
+      <w:color w:val="005cc5"/>
     </w:rPr>
   </w:style>
   <w:style w:type="character" w:customStyle="1" w:styleId="BaseNTok">
     <w:name w:val="BaseNTok"/>
     <w:basedOn w:val="VerbatimChar"/>
     <w:rPr>
-      <w:color w:val="40a070"/>
+      <w:color w:val="005cc5"/>
     </w:rPr>
   </w:style>
   <w:style w:type="character" w:customStyle="1" w:styleId="FloatTok">
     <w:name w:val="FloatTok"/>
     <w:basedOn w:val="VerbatimChar"/>
     <w:rPr>
-      <w:color w:val="40a070"/>
+      <w:color w:val="005cc5"/>
     </w:rPr>
   </w:style>
   <w:style w:type="character" w:customStyle="1" w:styleId="ConstantTok">
     <w:name w:val="ConstantTok"/>
     <w:basedOn w:val="VerbatimChar"/>
     <w:rPr>
-      <w:color w:val="880000"/>
+      <w:color w:val="005cc5"/>
     </w:rPr>
   </w:style>
   <w:style w:type="character" w:customStyle="1" w:styleId="CharTok">
     <w:name w:val="CharTok"/>
     <w:basedOn w:val="VerbatimChar"/>
     <w:rPr>
-      <w:color w:val="4070a0"/>
+      <w:color w:val="032f62"/>
     </w:rPr>
   </w:style>
   <w:style w:type="character" w:customStyle="1" w:styleId="SpecialCharTok">
     <w:name w:val="SpecialCharTok"/>
     <w:basedOn w:val="VerbatimChar"/>
     <w:rPr>
-      <w:color w:val="4070a0"/>
+      <w:color w:val="005cc5"/>
     </w:rPr>
   </w:style>
   <w:style w:type="character" w:customStyle="1" w:styleId="StringTok">
     <w:name w:val="StringTok"/>
     <w:basedOn w:val="VerbatimChar"/>
     <w:rPr>
-      <w:color w:val="4070a0"/>
+      <w:color w:val="032f62"/>
     </w:rPr>
   </w:style>
   <w:style w:type="character" w:customStyle="1" w:styleId="VerbatimStringTok">
     <w:name w:val="VerbatimStringTok"/>
     <w:basedOn w:val="VerbatimChar"/>
     <w:rPr>
-      <w:color w:val="4070a0"/>
+      <w:color w:val="032f62"/>
     </w:rPr>
   </w:style>
   <w:style w:type="character" w:customStyle="1" w:styleId="SpecialStringTok">
     <w:name w:val="SpecialStringTok"/>
     <w:basedOn w:val="VerbatimChar"/>
     <w:rPr>
-      <w:color w:val="bb6688"/>
+      <w:color w:val="032f62"/>
     </w:rPr>
   </w:style>
   <w:style w:type="character" w:customStyle="1" w:styleId="ImportTok">
     <w:name w:val="ImportTok"/>
     <w:basedOn w:val="VerbatimChar"/>
     <w:rPr>
-      <w:b/>
-      <w:color w:val="008000"/>
+      <w:color w:val="032f62"/>
     </w:rPr>
   </w:style>
   <w:style w:type="character" w:customStyle="1" w:styleId="CommentTok">
     <w:name w:val="CommentTok"/>
     <w:basedOn w:val="VerbatimChar"/>
     <w:rPr>
-      <w:i/>
-      <w:color w:val="60a0b0"/>
+      <w:color w:val="6a737d"/>
     </w:rPr>
   </w:style>
   <w:style w:type="character" w:customStyle="1" w:styleId="DocumentationTok">
     <w:name w:val="DocumentationTok"/>
     <w:basedOn w:val="VerbatimChar"/>
     <w:rPr>
-      <w:i/>
-      <w:color w:val="ba2121"/>
+      <w:color w:val="6a737d"/>
     </w:rPr>
   </w:style>
   <w:style w:type="character" w:customStyle="1" w:styleId="AnnotationTok">
     <w:name w:val="AnnotationTok"/>
     <w:basedOn w:val="VerbatimChar"/>
     <w:rPr>
-      <w:b/>
-      <w:i/>
-      <w:color w:val="60a0b0"/>
+      <w:color w:val="6a737d"/>
     </w:rPr>
   </w:style>
   <w:style w:type="character" w:customStyle="1" w:styleId="CommentVarTok">
     <w:name w:val="CommentVarTok"/>
     <w:basedOn w:val="VerbatimChar"/>
     <w:rPr>
-      <w:b/>
-      <w:i/>
-      <w:color w:val="60a0b0"/>
+      <w:color w:val="6a737d"/>
     </w:rPr>
   </w:style>
   <w:style w:type="character" w:customStyle="1" w:styleId="OtherTok">
     <w:name w:val="OtherTok"/>
     <w:basedOn w:val="VerbatimChar"/>
     <w:rPr>
-      <w:color w:val="007020"/>
+      <w:color w:val="6f42c1"/>
     </w:rPr>
   </w:style>
   <w:style w:type="character" w:customStyle="1" w:styleId="FunctionTok">
     <w:name w:val="FunctionTok"/>
     <w:basedOn w:val="VerbatimChar"/>
     <w:rPr>
-      <w:color w:val="06287e"/>
+      <w:color w:val="6f42c1"/>
     </w:rPr>
   </w:style>
   <w:style w:type="character" w:customStyle="1" w:styleId="VariableTok">
     <w:name w:val="VariableTok"/>
     <w:basedOn w:val="VerbatimChar"/>
     <w:rPr>
-      <w:color w:val="19177c"/>
+      <w:color w:val="e36209"/>
     </w:rPr>
   </w:style>
   <w:style w:type="character" w:customStyle="1" w:styleId="ControlFlowTok">
     <w:name w:val="ControlFlowTok"/>
     <w:basedOn w:val="VerbatimChar"/>
     <w:rPr>
-      <w:b/>
-      <w:color w:val="007020"/>
+      <w:color w:val="d73a49"/>
     </w:rPr>
   </w:style>
   <w:style w:type="character" w:customStyle="1" w:styleId="OperatorTok">
     <w:name w:val="OperatorTok"/>
     <w:basedOn w:val="VerbatimChar"/>
     <w:rPr>
-      <w:color w:val="666666"/>
+      <w:color w:val="24292e"/>
     </w:rPr>
   </w:style>
   <w:style w:type="character" w:customStyle="1" w:styleId="BuiltInTok">
     <w:name w:val="BuiltInTok"/>
     <w:basedOn w:val="VerbatimChar"/>
     <w:rPr>
-      <w:color w:val="008000"/>
+      <w:color w:val="d73a49"/>
     </w:rPr>
   </w:style>
   <w:style w:type="character" w:customStyle="1" w:styleId="ExtensionTok">
     <w:name w:val="ExtensionTok"/>
     <w:basedOn w:val="VerbatimChar"/>
-    <w:rPr/>
+    <w:rPr>
+      <w:b/>
+      <w:color w:val="d73a49"/>
+    </w:rPr>
   </w:style>
   <w:style w:type="character" w:customStyle="1" w:styleId="PreprocessorTok">
     <w:name w:val="PreprocessorTok"/>
     <w:basedOn w:val="VerbatimChar"/>
     <w:rPr>
-      <w:color w:val="bc7a00"/>
+      <w:color w:val="d73a49"/>
     </w:rPr>
   </w:style>
   <w:style w:type="character" w:customStyle="1" w:styleId="AttributeTok">
     <w:name w:val="AttributeTok"/>
     <w:basedOn w:val="VerbatimChar"/>
     <w:rPr>
-      <w:color w:val="7d9029"/>
+      <w:color w:val="d73a49"/>
     </w:rPr>
   </w:style>
   <w:style w:type="character" w:customStyle="1" w:styleId="RegionMarkerTok">
     <w:name w:val="RegionMarkerTok"/>
     <w:basedOn w:val="VerbatimChar"/>
-    <w:rPr/>
+    <w:rPr>
+      <w:color w:val="6a737d"/>
+    </w:rPr>
   </w:style>
   <w:style w:type="character" w:customStyle="1" w:styleId="InformationTok">
     <w:name w:val="InformationTok"/>
     <w:basedOn w:val="VerbatimChar"/>
     <w:rPr>
-      <w:b/>
-      <w:i/>
-      <w:color w:val="60a0b0"/>
+      <w:color w:val="6a737d"/>
     </w:rPr>
   </w:style>
   <w:style w:type="character" w:customStyle="1" w:styleId="WarningTok">
     <w:name w:val="WarningTok"/>
     <w:basedOn w:val="VerbatimChar"/>
     <w:rPr>
-      <w:b/>
-      <w:i/>
-      <w:color w:val="60a0b0"/>
+      <w:color w:val="ff5555"/>
     </w:rPr>
   </w:style>
   <w:style w:type="character" w:customStyle="1" w:styleId="AlertTok">
@@ -2850,21 +3124,23 @@
     <w:basedOn w:val="VerbatimChar"/>
     <w:rPr>
       <w:b/>
-      <w:color w:val="ff0000"/>
+      <w:color w:val="ff5555"/>
     </w:rPr>
   </w:style>
   <w:style w:type="character" w:customStyle="1" w:styleId="ErrorTok">
     <w:name w:val="ErrorTok"/>
     <w:basedOn w:val="VerbatimChar"/>
     <w:rPr>
-      <w:b/>
-      <w:color w:val="ff0000"/>
+      <w:color w:val="ff5555"/>
+      <w:u/>
     </w:rPr>
   </w:style>
   <w:style w:type="character" w:customStyle="1" w:styleId="NormalTok">
     <w:name w:val="NormalTok"/>
     <w:basedOn w:val="VerbatimChar"/>
-    <w:rPr/>
+    <w:rPr>
+      <w:color w:val="24292e"/>
+    </w:rPr>
   </w:style>
 </w:styles>
 </file>
